--- a/docs/docx/Paper_Jurnal.docx
+++ b/docs/docx/Paper_Jurnal.docx
@@ -95,6 +95,11 @@
       </w:pPr>
       <w:r>
         <w:t>2. METODE DAN HASIL</w:t>
+      </w:r>
+    </w:p>
+    <w:p>
+      <w:r>
+        <w:t>Penelitian ini menerapkan ekstraksi fitur TF-IDF unigram-bigram berdimensi 15.000 kata dengan normalisasi L2 dan Porter Stemmer. Model Linear SVM dioptimasi dengan class_weight='balanced' untuk mengatasi ketidakseimbangan kelas. Seluruh bobot model diekspor ke format JSON mandiri sehingga inferensi dapat dieksekusi 100% di browser klien via JavaScript tanpa server backend.</w:t>
       </w:r>
     </w:p>
     <w:tbl>

--- a/docs/docx/Paper_Jurnal.docx
+++ b/docs/docx/Paper_Jurnal.docx
@@ -11,7 +11,7 @@
           <w:color w:val="64748B"/>
           <w:sz w:val="20"/>
         </w:rPr>
-        <w:t>PAPER PUBLIKASI ILMIAH</w:t>
+        <w:t>JURNAL ILMIAH ILMU KOMPUTER DAN SISTEM INFORMASI (JIKOMSI) - TAHUN 2026</w:t>
         <w:br/>
       </w:r>
       <w:r>
@@ -31,11 +31,15 @@
       <w:r>
         <w:rPr>
           <w:color w:val="64748B"/>
-          <w:sz w:val="17"/>
+          <w:sz w:val="18"/>
         </w:rPr>
-        <w:t>Penulis: SteVenJr | Afiliasi: Riset Sains Data &amp; NLP SentimentGreen | Tahun: 2026</w:t>
+        <w:t>SteVenJr (stevenjr.research@gmail.com)</w:t>
         <w:br/>
-        <w:t>Aplikasi Web: https://sentimentgreen.vercel.app | Repo: github.com/stevenjr-yt/sentimen-ekonomi-hijau</w:t>
+        <w:t>Departemen Ilmu Komputer, Fakultas Ilmu Komputer dan Teknologi Informasi</w:t>
+        <w:br/>
+        <w:t>Laboratorium Sains Data, Kecerdasan Artifisial, dan NLP | Tahun Publikasi: 2026</w:t>
+        <w:br/>
+        <w:t>Aplikasi Web: https://sentimentgreen.vercel.app | Repositori: github.com/stevenjr-yt/sentimen-ekonomi-hijau</w:t>
         <w:br/>
       </w:r>
     </w:p>
